--- a/reports/Repository Use Agreement.docx
+++ b/reports/Repository Use Agreement.docx
@@ -327,6 +327,13 @@
     <w:p/>
     <w:sdt>
       <w:sdtPr>
+        <w:rPr>
+          <w:rFonts w:ascii="Times New Roman" w:eastAsiaTheme="minorHAnsi" w:hAnsi="Times New Roman" w:cstheme="minorBidi"/>
+          <w:color w:val="auto"/>
+          <w:sz w:val="24"/>
+          <w:szCs w:val="22"/>
+          <w:lang w:val="es-ES"/>
+        </w:rPr>
         <w:id w:val="1935943438"/>
         <w:docPartObj>
           <w:docPartGallery w:val="Table of Contents"/>
@@ -335,14 +342,9 @@
       </w:sdtPr>
       <w:sdtEndPr>
         <w:rPr>
-          <w:rFonts w:ascii="Times New Roman" w:eastAsiaTheme="minorHAnsi" w:hAnsi="Times New Roman" w:cstheme="minorBidi"/>
           <w:b/>
           <w:bCs/>
           <w:noProof/>
-          <w:color w:val="auto"/>
-          <w:sz w:val="24"/>
-          <w:szCs w:val="22"/>
-          <w:lang w:val="es-ES"/>
         </w:rPr>
       </w:sdtEndPr>
       <w:sdtContent>
@@ -583,14 +585,18 @@
     <w:p>
       <w:pPr>
         <w:pStyle w:val="Heading2"/>
-      </w:pPr>
-      <w:proofErr w:type="spellStart"/>
-      <w:r>
+        <w:rPr>
+          <w:lang w:val="en-GB"/>
+        </w:rPr>
+      </w:pPr>
+      <w:r>
+        <w:rPr>
+          <w:lang w:val="en-GB"/>
+        </w:rPr>
         <w:lastRenderedPageBreak/>
         <w:t>Permission</w:t>
       </w:r>
       <w:bookmarkEnd w:id="0"/>
-      <w:proofErr w:type="spellEnd"/>
     </w:p>
     <w:p>
       <w:pPr>
@@ -946,14 +952,8 @@
         <w:rPr>
           <w:noProof/>
         </w:rPr>
-        <w:t xml:space="preserve">        </w:t>
-      </w:r>
-      <w:r>
-        <w:rPr>
-          <w:noProof/>
-        </w:rPr>
         <w:drawing>
-          <wp:inline distT="0" distB="0" distL="0" distR="0" wp14:anchorId="3189D877" wp14:editId="10422DF7">
+          <wp:inline distT="0" distB="0" distL="0" distR="0" wp14:anchorId="2A1EF6BE" wp14:editId="00EC997D">
             <wp:extent cx="1642595" cy="950976"/>
             <wp:effectExtent l="0" t="0" r="0" b="1905"/>
             <wp:docPr id="828060418" name="Imagen 1" descr="Un dibujo de una persona&#10;&#10;El contenido generado por IA puede ser incorrecto."/>
@@ -987,6 +987,12 @@
             </a:graphic>
           </wp:inline>
         </w:drawing>
+      </w:r>
+      <w:r>
+        <w:rPr>
+          <w:noProof/>
+        </w:rPr>
+        <w:t xml:space="preserve">     </w:t>
       </w:r>
       <w:r>
         <w:rPr>
@@ -1802,6 +1808,7 @@
   <w:style w:type="character" w:default="1" w:styleId="DefaultParagraphFont">
     <w:name w:val="Default Paragraph Font"/>
     <w:uiPriority w:val="1"/>
+    <w:semiHidden/>
     <w:unhideWhenUsed/>
   </w:style>
   <w:style w:type="table" w:default="1" w:styleId="TableNormal">

--- a/reports/Repository Use Agreement.docx
+++ b/reports/Repository Use Agreement.docx
@@ -4,22 +4,12 @@
   <w:body>
     <w:p>
       <w:pPr>
-        <w:pStyle w:val="Title"/>
+        <w:pStyle w:val="Ttulo"/>
         <w:jc w:val="center"/>
       </w:pPr>
-      <w:proofErr w:type="spellStart"/>
-      <w:r>
-        <w:t>Repository</w:t>
-      </w:r>
-      <w:proofErr w:type="spellEnd"/>
-      <w:r>
-        <w:t xml:space="preserve"> Use </w:t>
-      </w:r>
-      <w:proofErr w:type="spellStart"/>
-      <w:r>
-        <w:t>Agreement</w:t>
-      </w:r>
-      <w:proofErr w:type="spellEnd"/>
+      <w:r>
+        <w:t>Repository Use Agreement</w:t>
+      </w:r>
     </w:p>
     <w:p/>
     <w:p>
@@ -98,17 +88,9 @@
         </w:rPr>
         <w:t xml:space="preserve">: </w:t>
       </w:r>
-      <w:hyperlink r:id="rId7" w:history="1">
-        <w:r>
-          <w:rPr>
-            <w:rStyle w:val="Hyperlink"/>
-            <w:sz w:val="20"/>
-            <w:szCs w:val="20"/>
-            <w:lang w:val="en-GB"/>
-          </w:rPr>
-          <w:t>https://github.com/marrivbec/gii-is-DP2-C2.033</w:t>
-        </w:r>
-      </w:hyperlink>
+      <w:r>
+        <w:t>https://github.com/marrivbec/gii-is-DP2-C3.031</w:t>
+      </w:r>
     </w:p>
     <w:p>
       <w:pPr>
@@ -284,7 +266,7 @@
           <w:szCs w:val="20"/>
           <w:lang w:val="en-US"/>
         </w:rPr>
-        <w:t>July</w:t>
+        <w:t>October</w:t>
       </w:r>
       <w:r>
         <w:rPr>
@@ -301,6 +283,14 @@
           <w:lang w:val="en-US"/>
         </w:rPr>
         <w:t>1</w:t>
+      </w:r>
+      <w:r>
+        <w:rPr>
+          <w:sz w:val="20"/>
+          <w:szCs w:val="20"/>
+          <w:lang w:val="en-US"/>
+        </w:rPr>
+        <w:t>4</w:t>
       </w:r>
       <w:r>
         <w:rPr>
@@ -327,6 +317,13 @@
     <w:p/>
     <w:sdt>
       <w:sdtPr>
+        <w:rPr>
+          <w:rFonts w:ascii="Times New Roman" w:eastAsiaTheme="minorHAnsi" w:hAnsi="Times New Roman" w:cstheme="minorBidi"/>
+          <w:color w:val="auto"/>
+          <w:sz w:val="24"/>
+          <w:szCs w:val="22"/>
+          <w:lang w:val="es-ES"/>
+        </w:rPr>
         <w:id w:val="1935943438"/>
         <w:docPartObj>
           <w:docPartGallery w:val="Table of Contents"/>
@@ -335,20 +332,15 @@
       </w:sdtPr>
       <w:sdtEndPr>
         <w:rPr>
-          <w:rFonts w:ascii="Times New Roman" w:eastAsiaTheme="minorHAnsi" w:hAnsi="Times New Roman" w:cstheme="minorBidi"/>
           <w:b/>
           <w:bCs/>
           <w:noProof/>
-          <w:color w:val="auto"/>
-          <w:sz w:val="24"/>
-          <w:szCs w:val="22"/>
-          <w:lang w:val="es-ES"/>
         </w:rPr>
       </w:sdtEndPr>
       <w:sdtContent>
         <w:p>
           <w:pPr>
-            <w:pStyle w:val="TOCHeading"/>
+            <w:pStyle w:val="TtuloTDC"/>
           </w:pPr>
           <w:r>
             <w:t>Contents</w:t>
@@ -356,7 +348,7 @@
         </w:p>
         <w:p>
           <w:pPr>
-            <w:pStyle w:val="TOC2"/>
+            <w:pStyle w:val="TDC2"/>
             <w:tabs>
               <w:tab w:val="right" w:leader="dot" w:pos="8494"/>
             </w:tabs>
@@ -376,7 +368,7 @@
           <w:hyperlink w:anchor="_Toc202266676" w:history="1">
             <w:r>
               <w:rPr>
-                <w:rStyle w:val="Hyperlink"/>
+                <w:rStyle w:val="Hipervnculo"/>
                 <w:noProof/>
               </w:rPr>
               <w:t>Permission</w:t>
@@ -433,7 +425,7 @@
         </w:p>
         <w:p>
           <w:pPr>
-            <w:pStyle w:val="TOC2"/>
+            <w:pStyle w:val="TDC2"/>
             <w:tabs>
               <w:tab w:val="right" w:leader="dot" w:pos="8494"/>
             </w:tabs>
@@ -444,7 +436,7 @@
           <w:hyperlink w:anchor="_Toc202266677" w:history="1">
             <w:r>
               <w:rPr>
-                <w:rStyle w:val="Hyperlink"/>
+                <w:rStyle w:val="Hipervnculo"/>
                 <w:noProof/>
                 <w:lang w:val="en-GB"/>
               </w:rPr>
@@ -514,83 +506,87 @@
     </w:sdt>
     <w:p>
       <w:pPr>
-        <w:pStyle w:val="Heading2"/>
+        <w:pStyle w:val="Ttulo2"/>
       </w:pPr>
       <w:bookmarkStart w:id="0" w:name="_Toc202266676"/>
     </w:p>
     <w:p>
       <w:pPr>
-        <w:pStyle w:val="Heading2"/>
-      </w:pPr>
-    </w:p>
-    <w:p>
-      <w:pPr>
-        <w:pStyle w:val="Heading2"/>
-      </w:pPr>
-    </w:p>
-    <w:p>
-      <w:pPr>
-        <w:pStyle w:val="Heading2"/>
-      </w:pPr>
-    </w:p>
-    <w:p>
-      <w:pPr>
-        <w:pStyle w:val="Heading2"/>
-      </w:pPr>
-    </w:p>
-    <w:p>
-      <w:pPr>
-        <w:pStyle w:val="Heading2"/>
-      </w:pPr>
-    </w:p>
-    <w:p>
-      <w:pPr>
-        <w:pStyle w:val="Heading2"/>
-      </w:pPr>
-    </w:p>
-    <w:p>
-      <w:pPr>
-        <w:pStyle w:val="Heading2"/>
-      </w:pPr>
-    </w:p>
-    <w:p>
-      <w:pPr>
-        <w:pStyle w:val="Heading2"/>
-      </w:pPr>
-    </w:p>
-    <w:p>
-      <w:pPr>
-        <w:pStyle w:val="Heading2"/>
-      </w:pPr>
-    </w:p>
-    <w:p>
-      <w:pPr>
-        <w:pStyle w:val="Heading2"/>
-      </w:pPr>
-    </w:p>
-    <w:p>
-      <w:pPr>
-        <w:pStyle w:val="Heading2"/>
-      </w:pPr>
-    </w:p>
-    <w:p>
-      <w:pPr>
-        <w:pStyle w:val="Heading2"/>
+        <w:pStyle w:val="Ttulo2"/>
+      </w:pPr>
+    </w:p>
+    <w:p>
+      <w:pPr>
+        <w:pStyle w:val="Ttulo2"/>
+      </w:pPr>
+    </w:p>
+    <w:p>
+      <w:pPr>
+        <w:pStyle w:val="Ttulo2"/>
+      </w:pPr>
+    </w:p>
+    <w:p>
+      <w:pPr>
+        <w:pStyle w:val="Ttulo2"/>
+      </w:pPr>
+    </w:p>
+    <w:p>
+      <w:pPr>
+        <w:pStyle w:val="Ttulo2"/>
+      </w:pPr>
+    </w:p>
+    <w:p>
+      <w:pPr>
+        <w:pStyle w:val="Ttulo2"/>
+      </w:pPr>
+    </w:p>
+    <w:p>
+      <w:pPr>
+        <w:pStyle w:val="Ttulo2"/>
+      </w:pPr>
+    </w:p>
+    <w:p>
+      <w:pPr>
+        <w:pStyle w:val="Ttulo2"/>
+      </w:pPr>
+    </w:p>
+    <w:p>
+      <w:pPr>
+        <w:pStyle w:val="Ttulo2"/>
+      </w:pPr>
+    </w:p>
+    <w:p>
+      <w:pPr>
+        <w:pStyle w:val="Ttulo2"/>
+      </w:pPr>
+    </w:p>
+    <w:p>
+      <w:pPr>
+        <w:pStyle w:val="Ttulo2"/>
+      </w:pPr>
+    </w:p>
+    <w:p>
+      <w:pPr>
+        <w:pStyle w:val="Ttulo2"/>
       </w:pPr>
     </w:p>
     <w:p/>
     <w:p/>
     <w:p>
       <w:pPr>
-        <w:pStyle w:val="Heading2"/>
-      </w:pPr>
-      <w:proofErr w:type="spellStart"/>
-      <w:r>
+        <w:pStyle w:val="Ttulo2"/>
+        <w:rPr>
+          <w:lang w:val="en-US"/>
+        </w:rPr>
+      </w:pPr>
+      <w:r>
+        <w:rPr>
+          <w:lang w:val="en-US"/>
+        </w:rPr>
         <w:lastRenderedPageBreak/>
         <w:t>Permission</w:t>
       </w:r>
       <w:bookmarkEnd w:id="0"/>
-      <w:proofErr w:type="spellEnd"/>
     </w:p>
     <w:p>
       <w:pPr>
@@ -602,12 +598,24 @@
         <w:rPr>
           <w:lang w:val="en-GB"/>
         </w:rPr>
-        <w:t>This document certifies that all members of the group have permission to use the project repository during the second examination session. The authorization is granted exclusively for academic purposes within the framework of the course.</w:t>
-      </w:r>
-    </w:p>
-    <w:p>
-      <w:pPr>
-        <w:pStyle w:val="Heading2"/>
+        <w:t xml:space="preserve">This document certifies that all members of the group have permission to use the project repository during the second </w:t>
+      </w:r>
+      <w:r>
+        <w:rPr>
+          <w:lang w:val="en-GB"/>
+        </w:rPr>
+        <w:t xml:space="preserve">and third </w:t>
+      </w:r>
+      <w:r>
+        <w:rPr>
+          <w:lang w:val="en-GB"/>
+        </w:rPr>
+        <w:t>examination session. The authorization is granted exclusively for academic purposes within the framework of the course.</w:t>
+      </w:r>
+    </w:p>
+    <w:p>
+      <w:pPr>
+        <w:pStyle w:val="Ttulo2"/>
         <w:rPr>
           <w:lang w:val="en-GB"/>
         </w:rPr>
@@ -722,7 +730,7 @@
                     <pic:cNvPicPr/>
                   </pic:nvPicPr>
                   <pic:blipFill>
-                    <a:blip r:embed="rId8"/>
+                    <a:blip r:embed="rId7"/>
                     <a:stretch>
                       <a:fillRect/>
                     </a:stretch>
@@ -773,7 +781,7 @@
                     <pic:cNvPicPr/>
                   </pic:nvPicPr>
                   <pic:blipFill>
-                    <a:blip r:embed="rId9"/>
+                    <a:blip r:embed="rId8"/>
                     <a:stretch>
                       <a:fillRect/>
                     </a:stretch>
@@ -819,7 +827,7 @@
                     <pic:cNvPicPr/>
                   </pic:nvPicPr>
                   <pic:blipFill>
-                    <a:blip r:embed="rId10"/>
+                    <a:blip r:embed="rId9"/>
                     <a:stretch>
                       <a:fillRect/>
                     </a:stretch>
@@ -922,7 +930,7 @@
                     <pic:cNvPicPr/>
                   </pic:nvPicPr>
                   <pic:blipFill>
-                    <a:blip r:embed="rId11"/>
+                    <a:blip r:embed="rId10"/>
                     <a:stretch>
                       <a:fillRect/>
                     </a:stretch>
@@ -946,14 +954,14 @@
         <w:rPr>
           <w:noProof/>
         </w:rPr>
-        <w:t xml:space="preserve">        </w:t>
+        <w:t xml:space="preserve">    </w:t>
       </w:r>
       <w:r>
         <w:rPr>
           <w:noProof/>
         </w:rPr>
         <w:drawing>
-          <wp:inline distT="0" distB="0" distL="0" distR="0" wp14:anchorId="3189D877" wp14:editId="10422DF7">
+          <wp:inline distT="0" distB="0" distL="0" distR="0" wp14:anchorId="07E0889B" wp14:editId="4BE56598">
             <wp:extent cx="1642595" cy="950976"/>
             <wp:effectExtent l="0" t="0" r="0" b="1905"/>
             <wp:docPr id="828060418" name="Imagen 1" descr="Un dibujo de una persona&#10;&#10;El contenido generado por IA puede ser incorrecto."/>
@@ -968,7 +976,7 @@
                     <pic:cNvPicPr/>
                   </pic:nvPicPr>
                   <pic:blipFill>
-                    <a:blip r:embed="rId12"/>
+                    <a:blip r:embed="rId11"/>
                     <a:stretch>
                       <a:fillRect/>
                     </a:stretch>
@@ -990,6 +998,12 @@
       </w:r>
       <w:r>
         <w:rPr>
+          <w:noProof/>
+        </w:rPr>
+        <w:t xml:space="preserve">    </w:t>
+      </w:r>
+      <w:r>
+        <w:rPr>
           <w:rFonts w:ascii="Arial" w:eastAsia="Times New Roman" w:hAnsi="Arial" w:cs="Arial"/>
           <w:color w:val="000000"/>
           <w:sz w:val="20"/>
@@ -1024,7 +1038,27 @@
           <w:szCs w:val="20"/>
           <w:lang w:eastAsia="es-ES_tradnl"/>
         </w:rPr>
-        <w:t>Ángel Manuel Ferrer Álvarez           Juan Ramírez Morales</w:t>
+        <w:t xml:space="preserve">Ángel Manuel Ferrer Álvarez           </w:t>
+      </w:r>
+      <w:r>
+        <w:rPr>
+          <w:rFonts w:ascii="Arial" w:eastAsia="Times New Roman" w:hAnsi="Arial" w:cs="Arial"/>
+          <w:color w:val="000000"/>
+          <w:sz w:val="20"/>
+          <w:szCs w:val="20"/>
+          <w:lang w:eastAsia="es-ES_tradnl"/>
+        </w:rPr>
+        <w:t xml:space="preserve">                                               </w:t>
+      </w:r>
+      <w:r>
+        <w:rPr>
+          <w:rFonts w:ascii="Arial" w:eastAsia="Times New Roman" w:hAnsi="Arial" w:cs="Arial"/>
+          <w:color w:val="000000"/>
+          <w:sz w:val="20"/>
+          <w:szCs w:val="20"/>
+          <w:lang w:eastAsia="es-ES_tradnl"/>
+        </w:rPr>
+        <w:t>Juan Ramírez Morales</w:t>
       </w:r>
     </w:p>
     <w:p/>
@@ -1604,11 +1638,11 @@
       <w:sz w:val="24"/>
     </w:rPr>
   </w:style>
-  <w:style w:type="paragraph" w:styleId="Heading1">
+  <w:style w:type="paragraph" w:styleId="Ttulo1">
     <w:name w:val="heading 1"/>
     <w:basedOn w:val="Normal"/>
     <w:next w:val="Normal"/>
-    <w:link w:val="Heading1Char"/>
+    <w:link w:val="Ttulo1Car"/>
     <w:uiPriority w:val="9"/>
     <w:qFormat/>
     <w:rsid w:val="00560878"/>
@@ -1625,11 +1659,11 @@
       <w:szCs w:val="40"/>
     </w:rPr>
   </w:style>
-  <w:style w:type="paragraph" w:styleId="Heading2">
+  <w:style w:type="paragraph" w:styleId="Ttulo2">
     <w:name w:val="heading 2"/>
     <w:basedOn w:val="Normal"/>
     <w:next w:val="Normal"/>
-    <w:link w:val="Heading2Char"/>
+    <w:link w:val="Ttulo2Car"/>
     <w:uiPriority w:val="9"/>
     <w:unhideWhenUsed/>
     <w:qFormat/>
@@ -1647,11 +1681,11 @@
       <w:szCs w:val="32"/>
     </w:rPr>
   </w:style>
-  <w:style w:type="paragraph" w:styleId="Heading3">
+  <w:style w:type="paragraph" w:styleId="Ttulo3">
     <w:name w:val="heading 3"/>
     <w:basedOn w:val="Normal"/>
     <w:next w:val="Normal"/>
-    <w:link w:val="Heading3Char"/>
+    <w:link w:val="Ttulo3Car"/>
     <w:uiPriority w:val="9"/>
     <w:unhideWhenUsed/>
     <w:qFormat/>
@@ -1669,11 +1703,11 @@
       <w:szCs w:val="28"/>
     </w:rPr>
   </w:style>
-  <w:style w:type="paragraph" w:styleId="Heading4">
+  <w:style w:type="paragraph" w:styleId="Ttulo4">
     <w:name w:val="heading 4"/>
     <w:basedOn w:val="Normal"/>
     <w:next w:val="Normal"/>
-    <w:link w:val="Heading4Char"/>
+    <w:link w:val="Ttulo4Car"/>
     <w:uiPriority w:val="9"/>
     <w:semiHidden/>
     <w:unhideWhenUsed/>
@@ -1692,11 +1726,11 @@
       <w:color w:val="0F4761" w:themeColor="accent1" w:themeShade="BF"/>
     </w:rPr>
   </w:style>
-  <w:style w:type="paragraph" w:styleId="Heading5">
+  <w:style w:type="paragraph" w:styleId="Ttulo5">
     <w:name w:val="heading 5"/>
     <w:basedOn w:val="Normal"/>
     <w:next w:val="Normal"/>
-    <w:link w:val="Heading5Char"/>
+    <w:link w:val="Ttulo5Car"/>
     <w:uiPriority w:val="9"/>
     <w:semiHidden/>
     <w:unhideWhenUsed/>
@@ -1713,11 +1747,11 @@
       <w:color w:val="0F4761" w:themeColor="accent1" w:themeShade="BF"/>
     </w:rPr>
   </w:style>
-  <w:style w:type="paragraph" w:styleId="Heading6">
+  <w:style w:type="paragraph" w:styleId="Ttulo6">
     <w:name w:val="heading 6"/>
     <w:basedOn w:val="Normal"/>
     <w:next w:val="Normal"/>
-    <w:link w:val="Heading6Char"/>
+    <w:link w:val="Ttulo6Car"/>
     <w:uiPriority w:val="9"/>
     <w:semiHidden/>
     <w:unhideWhenUsed/>
@@ -1736,11 +1770,11 @@
       <w:color w:val="595959" w:themeColor="text1" w:themeTint="A6"/>
     </w:rPr>
   </w:style>
-  <w:style w:type="paragraph" w:styleId="Heading7">
+  <w:style w:type="paragraph" w:styleId="Ttulo7">
     <w:name w:val="heading 7"/>
     <w:basedOn w:val="Normal"/>
     <w:next w:val="Normal"/>
-    <w:link w:val="Heading7Char"/>
+    <w:link w:val="Ttulo7Car"/>
     <w:uiPriority w:val="9"/>
     <w:semiHidden/>
     <w:unhideWhenUsed/>
@@ -1757,11 +1791,11 @@
       <w:color w:val="595959" w:themeColor="text1" w:themeTint="A6"/>
     </w:rPr>
   </w:style>
-  <w:style w:type="paragraph" w:styleId="Heading8">
+  <w:style w:type="paragraph" w:styleId="Ttulo8">
     <w:name w:val="heading 8"/>
     <w:basedOn w:val="Normal"/>
     <w:next w:val="Normal"/>
-    <w:link w:val="Heading8Char"/>
+    <w:link w:val="Ttulo8Car"/>
     <w:uiPriority w:val="9"/>
     <w:semiHidden/>
     <w:unhideWhenUsed/>
@@ -1779,11 +1813,11 @@
       <w:color w:val="272727" w:themeColor="text1" w:themeTint="D8"/>
     </w:rPr>
   </w:style>
-  <w:style w:type="paragraph" w:styleId="Heading9">
+  <w:style w:type="paragraph" w:styleId="Ttulo9">
     <w:name w:val="heading 9"/>
     <w:basedOn w:val="Normal"/>
     <w:next w:val="Normal"/>
-    <w:link w:val="Heading9Char"/>
+    <w:link w:val="Ttulo9Car"/>
     <w:uiPriority w:val="9"/>
     <w:semiHidden/>
     <w:unhideWhenUsed/>
@@ -1799,12 +1833,13 @@
       <w:color w:val="272727" w:themeColor="text1" w:themeTint="D8"/>
     </w:rPr>
   </w:style>
-  <w:style w:type="character" w:default="1" w:styleId="DefaultParagraphFont">
+  <w:style w:type="character" w:default="1" w:styleId="Fuentedeprrafopredeter">
     <w:name w:val="Default Paragraph Font"/>
     <w:uiPriority w:val="1"/>
+    <w:semiHidden/>
     <w:unhideWhenUsed/>
   </w:style>
-  <w:style w:type="table" w:default="1" w:styleId="TableNormal">
+  <w:style w:type="table" w:default="1" w:styleId="Tablanormal">
     <w:name w:val="Normal Table"/>
     <w:uiPriority w:val="99"/>
     <w:semiHidden/>
@@ -1819,16 +1854,16 @@
       </w:tblCellMar>
     </w:tblPr>
   </w:style>
-  <w:style w:type="numbering" w:default="1" w:styleId="NoList">
+  <w:style w:type="numbering" w:default="1" w:styleId="Sinlista">
     <w:name w:val="No List"/>
     <w:uiPriority w:val="99"/>
     <w:semiHidden/>
     <w:unhideWhenUsed/>
   </w:style>
-  <w:style w:type="character" w:customStyle="1" w:styleId="Heading1Char">
-    <w:name w:val="Heading 1 Char"/>
-    <w:basedOn w:val="DefaultParagraphFont"/>
-    <w:link w:val="Heading1"/>
+  <w:style w:type="character" w:customStyle="1" w:styleId="Ttulo1Car">
+    <w:name w:val="Título 1 Car"/>
+    <w:basedOn w:val="Fuentedeprrafopredeter"/>
+    <w:link w:val="Ttulo1"/>
     <w:uiPriority w:val="9"/>
     <w:rsid w:val="00560878"/>
     <w:rPr>
@@ -1838,10 +1873,10 @@
       <w:szCs w:val="40"/>
     </w:rPr>
   </w:style>
-  <w:style w:type="character" w:customStyle="1" w:styleId="Heading2Char">
-    <w:name w:val="Heading 2 Char"/>
-    <w:basedOn w:val="DefaultParagraphFont"/>
-    <w:link w:val="Heading2"/>
+  <w:style w:type="character" w:customStyle="1" w:styleId="Ttulo2Car">
+    <w:name w:val="Título 2 Car"/>
+    <w:basedOn w:val="Fuentedeprrafopredeter"/>
+    <w:link w:val="Ttulo2"/>
     <w:uiPriority w:val="9"/>
     <w:rsid w:val="00560878"/>
     <w:rPr>
@@ -1851,10 +1886,10 @@
       <w:szCs w:val="32"/>
     </w:rPr>
   </w:style>
-  <w:style w:type="character" w:customStyle="1" w:styleId="Heading3Char">
-    <w:name w:val="Heading 3 Char"/>
-    <w:basedOn w:val="DefaultParagraphFont"/>
-    <w:link w:val="Heading3"/>
+  <w:style w:type="character" w:customStyle="1" w:styleId="Ttulo3Car">
+    <w:name w:val="Título 3 Car"/>
+    <w:basedOn w:val="Fuentedeprrafopredeter"/>
+    <w:link w:val="Ttulo3"/>
     <w:uiPriority w:val="9"/>
     <w:rsid w:val="00560878"/>
     <w:rPr>
@@ -1864,10 +1899,10 @@
       <w:szCs w:val="28"/>
     </w:rPr>
   </w:style>
-  <w:style w:type="character" w:customStyle="1" w:styleId="Heading4Char">
-    <w:name w:val="Heading 4 Char"/>
-    <w:basedOn w:val="DefaultParagraphFont"/>
-    <w:link w:val="Heading4"/>
+  <w:style w:type="character" w:customStyle="1" w:styleId="Ttulo4Car">
+    <w:name w:val="Título 4 Car"/>
+    <w:basedOn w:val="Fuentedeprrafopredeter"/>
+    <w:link w:val="Ttulo4"/>
     <w:uiPriority w:val="9"/>
     <w:semiHidden/>
     <w:rsid w:val="00560878"/>
@@ -1879,10 +1914,10 @@
       <w:sz w:val="24"/>
     </w:rPr>
   </w:style>
-  <w:style w:type="character" w:customStyle="1" w:styleId="Heading5Char">
-    <w:name w:val="Heading 5 Char"/>
-    <w:basedOn w:val="DefaultParagraphFont"/>
-    <w:link w:val="Heading5"/>
+  <w:style w:type="character" w:customStyle="1" w:styleId="Ttulo5Car">
+    <w:name w:val="Título 5 Car"/>
+    <w:basedOn w:val="Fuentedeprrafopredeter"/>
+    <w:link w:val="Ttulo5"/>
     <w:uiPriority w:val="9"/>
     <w:semiHidden/>
     <w:rsid w:val="00560878"/>
@@ -1892,10 +1927,10 @@
       <w:sz w:val="24"/>
     </w:rPr>
   </w:style>
-  <w:style w:type="character" w:customStyle="1" w:styleId="Heading6Char">
-    <w:name w:val="Heading 6 Char"/>
-    <w:basedOn w:val="DefaultParagraphFont"/>
-    <w:link w:val="Heading6"/>
+  <w:style w:type="character" w:customStyle="1" w:styleId="Ttulo6Car">
+    <w:name w:val="Título 6 Car"/>
+    <w:basedOn w:val="Fuentedeprrafopredeter"/>
+    <w:link w:val="Ttulo6"/>
     <w:uiPriority w:val="9"/>
     <w:semiHidden/>
     <w:rsid w:val="00560878"/>
@@ -1907,10 +1942,10 @@
       <w:sz w:val="24"/>
     </w:rPr>
   </w:style>
-  <w:style w:type="character" w:customStyle="1" w:styleId="Heading7Char">
-    <w:name w:val="Heading 7 Char"/>
-    <w:basedOn w:val="DefaultParagraphFont"/>
-    <w:link w:val="Heading7"/>
+  <w:style w:type="character" w:customStyle="1" w:styleId="Ttulo7Car">
+    <w:name w:val="Título 7 Car"/>
+    <w:basedOn w:val="Fuentedeprrafopredeter"/>
+    <w:link w:val="Ttulo7"/>
     <w:uiPriority w:val="9"/>
     <w:semiHidden/>
     <w:rsid w:val="00560878"/>
@@ -1920,10 +1955,10 @@
       <w:sz w:val="24"/>
     </w:rPr>
   </w:style>
-  <w:style w:type="character" w:customStyle="1" w:styleId="Heading8Char">
-    <w:name w:val="Heading 8 Char"/>
-    <w:basedOn w:val="DefaultParagraphFont"/>
-    <w:link w:val="Heading8"/>
+  <w:style w:type="character" w:customStyle="1" w:styleId="Ttulo8Car">
+    <w:name w:val="Título 8 Car"/>
+    <w:basedOn w:val="Fuentedeprrafopredeter"/>
+    <w:link w:val="Ttulo8"/>
     <w:uiPriority w:val="9"/>
     <w:semiHidden/>
     <w:rsid w:val="00560878"/>
@@ -1935,10 +1970,10 @@
       <w:sz w:val="24"/>
     </w:rPr>
   </w:style>
-  <w:style w:type="character" w:customStyle="1" w:styleId="Heading9Char">
-    <w:name w:val="Heading 9 Char"/>
-    <w:basedOn w:val="DefaultParagraphFont"/>
-    <w:link w:val="Heading9"/>
+  <w:style w:type="character" w:customStyle="1" w:styleId="Ttulo9Car">
+    <w:name w:val="Título 9 Car"/>
+    <w:basedOn w:val="Fuentedeprrafopredeter"/>
+    <w:link w:val="Ttulo9"/>
     <w:uiPriority w:val="9"/>
     <w:semiHidden/>
     <w:rsid w:val="00560878"/>
@@ -1948,11 +1983,11 @@
       <w:sz w:val="24"/>
     </w:rPr>
   </w:style>
-  <w:style w:type="paragraph" w:styleId="Title">
+  <w:style w:type="paragraph" w:styleId="Ttulo">
     <w:name w:val="Title"/>
     <w:basedOn w:val="Normal"/>
     <w:next w:val="Normal"/>
-    <w:link w:val="TitleChar"/>
+    <w:link w:val="TtuloCar"/>
     <w:uiPriority w:val="10"/>
     <w:qFormat/>
     <w:rsid w:val="00560878"/>
@@ -1968,10 +2003,10 @@
       <w:szCs w:val="56"/>
     </w:rPr>
   </w:style>
-  <w:style w:type="character" w:customStyle="1" w:styleId="TitleChar">
-    <w:name w:val="Title Char"/>
-    <w:basedOn w:val="DefaultParagraphFont"/>
-    <w:link w:val="Title"/>
+  <w:style w:type="character" w:customStyle="1" w:styleId="TtuloCar">
+    <w:name w:val="Título Car"/>
+    <w:basedOn w:val="Fuentedeprrafopredeter"/>
+    <w:link w:val="Ttulo"/>
     <w:uiPriority w:val="10"/>
     <w:rsid w:val="00560878"/>
     <w:rPr>
@@ -1982,11 +2017,11 @@
       <w:szCs w:val="56"/>
     </w:rPr>
   </w:style>
-  <w:style w:type="paragraph" w:styleId="Subtitle">
+  <w:style w:type="paragraph" w:styleId="Subttulo">
     <w:name w:val="Subtitle"/>
     <w:basedOn w:val="Normal"/>
     <w:next w:val="Normal"/>
-    <w:link w:val="SubtitleChar"/>
+    <w:link w:val="SubttuloCar"/>
     <w:uiPriority w:val="11"/>
     <w:qFormat/>
     <w:rsid w:val="00560878"/>
@@ -2004,10 +2039,10 @@
       <w:szCs w:val="28"/>
     </w:rPr>
   </w:style>
-  <w:style w:type="character" w:customStyle="1" w:styleId="SubtitleChar">
-    <w:name w:val="Subtitle Char"/>
-    <w:basedOn w:val="DefaultParagraphFont"/>
-    <w:link w:val="Subtitle"/>
+  <w:style w:type="character" w:customStyle="1" w:styleId="SubttuloCar">
+    <w:name w:val="Subtítulo Car"/>
+    <w:basedOn w:val="Fuentedeprrafopredeter"/>
+    <w:link w:val="Subttulo"/>
     <w:uiPriority w:val="11"/>
     <w:rsid w:val="00560878"/>
     <w:rPr>
@@ -2018,11 +2053,11 @@
       <w:szCs w:val="28"/>
     </w:rPr>
   </w:style>
-  <w:style w:type="paragraph" w:styleId="Quote">
+  <w:style w:type="paragraph" w:styleId="Cita">
     <w:name w:val="Quote"/>
     <w:basedOn w:val="Normal"/>
     <w:next w:val="Normal"/>
-    <w:link w:val="QuoteChar"/>
+    <w:link w:val="CitaCar"/>
     <w:uiPriority w:val="29"/>
     <w:qFormat/>
     <w:rsid w:val="00560878"/>
@@ -2036,10 +2071,10 @@
       <w:color w:val="404040" w:themeColor="text1" w:themeTint="BF"/>
     </w:rPr>
   </w:style>
-  <w:style w:type="character" w:customStyle="1" w:styleId="QuoteChar">
-    <w:name w:val="Quote Char"/>
-    <w:basedOn w:val="DefaultParagraphFont"/>
-    <w:link w:val="Quote"/>
+  <w:style w:type="character" w:customStyle="1" w:styleId="CitaCar">
+    <w:name w:val="Cita Car"/>
+    <w:basedOn w:val="Fuentedeprrafopredeter"/>
+    <w:link w:val="Cita"/>
     <w:uiPriority w:val="29"/>
     <w:rsid w:val="00560878"/>
     <w:rPr>
@@ -2050,7 +2085,7 @@
       <w:sz w:val="24"/>
     </w:rPr>
   </w:style>
-  <w:style w:type="paragraph" w:styleId="ListParagraph">
+  <w:style w:type="paragraph" w:styleId="Prrafodelista">
     <w:name w:val="List Paragraph"/>
     <w:basedOn w:val="Normal"/>
     <w:uiPriority w:val="34"/>
@@ -2061,9 +2096,9 @@
       <w:contextualSpacing/>
     </w:pPr>
   </w:style>
-  <w:style w:type="character" w:styleId="IntenseEmphasis">
+  <w:style w:type="character" w:styleId="nfasisintenso">
     <w:name w:val="Intense Emphasis"/>
-    <w:basedOn w:val="DefaultParagraphFont"/>
+    <w:basedOn w:val="Fuentedeprrafopredeter"/>
     <w:uiPriority w:val="21"/>
     <w:qFormat/>
     <w:rsid w:val="00560878"/>
@@ -2073,11 +2108,11 @@
       <w:color w:val="0F4761" w:themeColor="accent1" w:themeShade="BF"/>
     </w:rPr>
   </w:style>
-  <w:style w:type="paragraph" w:styleId="IntenseQuote">
+  <w:style w:type="paragraph" w:styleId="Citadestacada">
     <w:name w:val="Intense Quote"/>
     <w:basedOn w:val="Normal"/>
     <w:next w:val="Normal"/>
-    <w:link w:val="IntenseQuoteChar"/>
+    <w:link w:val="CitadestacadaCar"/>
     <w:uiPriority w:val="30"/>
     <w:qFormat/>
     <w:rsid w:val="00560878"/>
@@ -2096,10 +2131,10 @@
       <w:color w:val="0F4761" w:themeColor="accent1" w:themeShade="BF"/>
     </w:rPr>
   </w:style>
-  <w:style w:type="character" w:customStyle="1" w:styleId="IntenseQuoteChar">
-    <w:name w:val="Intense Quote Char"/>
-    <w:basedOn w:val="DefaultParagraphFont"/>
-    <w:link w:val="IntenseQuote"/>
+  <w:style w:type="character" w:customStyle="1" w:styleId="CitadestacadaCar">
+    <w:name w:val="Cita destacada Car"/>
+    <w:basedOn w:val="Fuentedeprrafopredeter"/>
+    <w:link w:val="Citadestacada"/>
     <w:uiPriority w:val="30"/>
     <w:rsid w:val="00560878"/>
     <w:rPr>
@@ -2110,9 +2145,9 @@
       <w:sz w:val="24"/>
     </w:rPr>
   </w:style>
-  <w:style w:type="character" w:styleId="IntenseReference">
+  <w:style w:type="character" w:styleId="Referenciaintensa">
     <w:name w:val="Intense Reference"/>
-    <w:basedOn w:val="DefaultParagraphFont"/>
+    <w:basedOn w:val="Fuentedeprrafopredeter"/>
     <w:uiPriority w:val="32"/>
     <w:qFormat/>
     <w:rsid w:val="00560878"/>
@@ -2126,12 +2161,12 @@
   </w:style>
   <w:style w:type="character" w:customStyle="1" w:styleId="s1">
     <w:name w:val="s1"/>
-    <w:basedOn w:val="DefaultParagraphFont"/>
+    <w:basedOn w:val="Fuentedeprrafopredeter"/>
     <w:rsid w:val="0097364C"/>
   </w:style>
-  <w:style w:type="character" w:styleId="Hyperlink">
+  <w:style w:type="character" w:styleId="Hipervnculo">
     <w:name w:val="Hyperlink"/>
-    <w:basedOn w:val="DefaultParagraphFont"/>
+    <w:basedOn w:val="Fuentedeprrafopredeter"/>
     <w:uiPriority w:val="99"/>
     <w:unhideWhenUsed/>
     <w:rsid w:val="0097364C"/>
@@ -2156,7 +2191,7 @@
   </w:style>
   <w:style w:type="character" w:customStyle="1" w:styleId="s2">
     <w:name w:val="s2"/>
-    <w:basedOn w:val="DefaultParagraphFont"/>
+    <w:basedOn w:val="Fuentedeprrafopredeter"/>
     <w:rsid w:val="0097364C"/>
   </w:style>
   <w:style w:type="paragraph" w:customStyle="1" w:styleId="p4">
@@ -2173,9 +2208,9 @@
       <w:lang w:eastAsia="es-ES_tradnl"/>
     </w:rPr>
   </w:style>
-  <w:style w:type="paragraph" w:styleId="TOCHeading">
+  <w:style w:type="paragraph" w:styleId="TtuloTDC">
     <w:name w:val="TOC Heading"/>
-    <w:basedOn w:val="Heading1"/>
+    <w:basedOn w:val="Ttulo1"/>
     <w:next w:val="Normal"/>
     <w:uiPriority w:val="39"/>
     <w:unhideWhenUsed/>
@@ -2192,7 +2227,7 @@
       <w:lang w:val="en-US"/>
     </w:rPr>
   </w:style>
-  <w:style w:type="paragraph" w:styleId="TOC2">
+  <w:style w:type="paragraph" w:styleId="TDC2">
     <w:name w:val="toc 2"/>
     <w:basedOn w:val="Normal"/>
     <w:next w:val="Normal"/>
@@ -2204,6 +2239,18 @@
       <w:spacing w:after="100"/>
       <w:ind w:left="240"/>
     </w:pPr>
+  </w:style>
+  <w:style w:type="character" w:styleId="Hipervnculovisitado">
+    <w:name w:val="FollowedHyperlink"/>
+    <w:basedOn w:val="Fuentedeprrafopredeter"/>
+    <w:uiPriority w:val="99"/>
+    <w:semiHidden/>
+    <w:unhideWhenUsed/>
+    <w:rsid w:val="00AB700B"/>
+    <w:rPr>
+      <w:color w:val="96607D" w:themeColor="followedHyperlink"/>
+      <w:u w:val="single"/>
+    </w:rPr>
   </w:style>
 </w:styles>
 </file>
